--- a/04_WIP/Drafts/Harmonic Convergence Dynamics (HCD WIP.docx
+++ b/04_WIP/Drafts/Harmonic Convergence Dynamics (HCD WIP.docx
@@ -325,7 +325,7 @@
           <w:rFonts w:ascii="Aptos" w:eastAsia="Helvetica" w:hAnsi="Aptos" w:cs="Helvetica"/>
         </w:rPr>
       </w:pPr>
-      <w:hyperlink r:id="rId6" w:history="1">
+      <w:hyperlink r:id="rId9" w:history="1">
         <w:r>
           <w:rPr>
             <w:rStyle w:val="Hyperlink0"/>
@@ -410,7 +410,7 @@
           <w:rFonts w:ascii="Aptos" w:eastAsia="Helvetica" w:hAnsi="Aptos" w:cs="Helvetica"/>
         </w:rPr>
       </w:pPr>
-      <w:hyperlink r:id="rId7" w:history="1">
+      <w:hyperlink r:id="rId10" w:history="1">
         <w:r>
           <w:rPr>
             <w:rStyle w:val="Hyperlink0"/>
@@ -493,89 +493,6 @@
         <w:spacing w:before="0" w:after="160" w:line="503" w:lineRule="exact"/>
         <w:rPr>
           <w:rFonts w:ascii="Aptos" w:eastAsia="Helvetica" w:hAnsi="Aptos" w:cs="Helvetica"/>
-        </w:rPr>
-      </w:pPr>
-      <w:r>
-        <w:rPr>
-          <w:rFonts w:ascii="Aptos" w:hAnsi="Aptos"/>
-          <w:lang w:val="fr-FR"/>
-        </w:rPr>
-        <w:t>June 2025</w:t>
-      </w:r>
-    </w:p>
-    <w:p>
-      <w:pPr>
-        <w:pStyle w:val="Default"/>
-        <w:tabs>
-          <w:tab w:val="left" w:pos="560"/>
-          <w:tab w:val="left" w:pos="1120"/>
-          <w:tab w:val="left" w:pos="1680"/>
-          <w:tab w:val="left" w:pos="2240"/>
-          <w:tab w:val="left" w:pos="2800"/>
-          <w:tab w:val="left" w:pos="3360"/>
-          <w:tab w:val="left" w:pos="3920"/>
-          <w:tab w:val="left" w:pos="4480"/>
-          <w:tab w:val="left" w:pos="5040"/>
-          <w:tab w:val="left" w:pos="5600"/>
-          <w:tab w:val="left" w:pos="6160"/>
-          <w:tab w:val="left" w:pos="6720"/>
-          <w:tab w:val="left" w:pos="6740"/>
-          <w:tab w:val="left" w:pos="6760"/>
-          <w:tab w:val="left" w:pos="6780"/>
-          <w:tab w:val="left" w:pos="6800"/>
-          <w:tab w:val="left" w:pos="6820"/>
-          <w:tab w:val="left" w:pos="6840"/>
-          <w:tab w:val="left" w:pos="6860"/>
-          <w:tab w:val="left" w:pos="6880"/>
-          <w:tab w:val="left" w:pos="6900"/>
-          <w:tab w:val="left" w:pos="6920"/>
-          <w:tab w:val="left" w:pos="6940"/>
-          <w:tab w:val="left" w:pos="6960"/>
-          <w:tab w:val="left" w:pos="6980"/>
-          <w:tab w:val="left" w:pos="7000"/>
-          <w:tab w:val="left" w:pos="7020"/>
-          <w:tab w:val="left" w:pos="7040"/>
-          <w:tab w:val="left" w:pos="7060"/>
-          <w:tab w:val="left" w:pos="7080"/>
-          <w:tab w:val="left" w:pos="7100"/>
-          <w:tab w:val="left" w:pos="7120"/>
-          <w:tab w:val="left" w:pos="7140"/>
-          <w:tab w:val="left" w:pos="7160"/>
-          <w:tab w:val="left" w:pos="7180"/>
-          <w:tab w:val="left" w:pos="7200"/>
-          <w:tab w:val="left" w:pos="7220"/>
-          <w:tab w:val="left" w:pos="7240"/>
-          <w:tab w:val="left" w:pos="7260"/>
-          <w:tab w:val="left" w:pos="7280"/>
-          <w:tab w:val="left" w:pos="7300"/>
-          <w:tab w:val="left" w:pos="7320"/>
-          <w:tab w:val="left" w:pos="7340"/>
-          <w:tab w:val="left" w:pos="7360"/>
-          <w:tab w:val="left" w:pos="7380"/>
-          <w:tab w:val="left" w:pos="7400"/>
-          <w:tab w:val="left" w:pos="7420"/>
-          <w:tab w:val="left" w:pos="7440"/>
-          <w:tab w:val="left" w:pos="7460"/>
-          <w:tab w:val="left" w:pos="7480"/>
-          <w:tab w:val="left" w:pos="7500"/>
-          <w:tab w:val="left" w:pos="7520"/>
-          <w:tab w:val="left" w:pos="7540"/>
-          <w:tab w:val="left" w:pos="7560"/>
-          <w:tab w:val="left" w:pos="7580"/>
-          <w:tab w:val="left" w:pos="7600"/>
-          <w:tab w:val="left" w:pos="7620"/>
-          <w:tab w:val="left" w:pos="7640"/>
-          <w:tab w:val="left" w:pos="7660"/>
-          <w:tab w:val="left" w:pos="7680"/>
-          <w:tab w:val="left" w:pos="7700"/>
-          <w:tab w:val="left" w:pos="7720"/>
-          <w:tab w:val="left" w:pos="7740"/>
-          <w:tab w:val="left" w:pos="7760"/>
-        </w:tabs>
-        <w:suppressAutoHyphens/>
-        <w:spacing w:before="0" w:after="160" w:line="503" w:lineRule="exact"/>
-        <w:rPr>
-          <w:rFonts w:ascii="Aptos" w:eastAsia="Helvetica" w:hAnsi="Aptos" w:cs="Helvetica"/>
           <w:b/>
           <w:bCs/>
         </w:rPr>
@@ -826,14 +743,7 @@
         <w:rPr>
           <w:rFonts w:ascii="Aptos" w:hAnsi="Aptos"/>
         </w:rPr>
-        <w:t xml:space="preserve">HCD proposes that stable behavior arises from successful phase convergence across nested systems, while dissonant or conflicting rhythms manifest as indecision, attentional drift, or affective fragmentation. Real-time entrainment and mismatch correction are handled by the CPE through threshold-governed arbitration logic. HCD offers a falsifiable </w:t>
-      </w:r>
-      <w:r>
-        <w:rPr>
-          <w:rFonts w:ascii="Aptos" w:hAnsi="Aptos"/>
-        </w:rPr>
-        <w:lastRenderedPageBreak/>
-        <w:t>model grounded in oscillatory neuroscience and cognitive-affective interaction, with applications in attentional control, emotion regulation, and psychiatric dysregulation.</w:t>
+        <w:t>HCD proposes that stable behavior arises from successful phase convergence across nested systems, while dissonant or conflicting rhythms manifest as indecision, attentional drift, or affective fragmentation. Real-time entrainment and mismatch correction are handled by the CPE through threshold-governed arbitration logic. HCD offers a falsifiable model grounded in oscillatory neuroscience and cognitive-affective interaction, with applications in attentional control, emotion regulation, and psychiatric dysregulation.</w:t>
       </w:r>
     </w:p>
     <w:p>
@@ -918,6 +828,7 @@
           <w:bCs/>
           <w:lang w:val="fr-FR"/>
         </w:rPr>
+        <w:lastRenderedPageBreak/>
         <w:t>1.0 Introduction</w:t>
       </w:r>
     </w:p>
@@ -1164,21 +1075,7 @@
         <w:rPr>
           <w:rFonts w:ascii="Aptos" w:hAnsi="Aptos"/>
         </w:rPr>
-        <w:t>At the center of this process is the Convergent Phase Engine (</w:t>
-      </w:r>
-      <w:proofErr w:type="gramStart"/>
-      <w:r>
-        <w:rPr>
-          <w:rFonts w:ascii="Aptos" w:hAnsi="Aptos"/>
-        </w:rPr>
-        <w:t>CPE) —</w:t>
-      </w:r>
-      <w:proofErr w:type="gramEnd"/>
-      <w:r>
-        <w:rPr>
-          <w:rFonts w:ascii="Aptos" w:hAnsi="Aptos"/>
-        </w:rPr>
-        <w:t xml:space="preserve"> a multilayered integration mechanism that continuously adjusts the phase relationships among nested oscillatory loops. When these subsystems phase-align within specific coherence thresholds, the system enters a harmonized state conducive to fluent behavior and focused cognition. Conversely, when misalignment persists, the system produces dissonance, manifesting as affective turbulence, cognitive hesitation, or motivational fragmentation.</w:t>
+        <w:t>At the center of this process is the Convergent Phase Engine (CPE) — a multilayered integration mechanism that continuously adjusts the phase relationships among nested oscillatory loops. When these subsystems phase-align within specific coherence thresholds, the system enters a harmonized state conducive to fluent behavior and focused cognition. Conversely, when misalignment persists, the system produces dissonance, manifesting as affective turbulence, cognitive hesitation, or motivational fragmentation.</w:t>
       </w:r>
     </w:p>
     <w:p>
@@ -1262,7 +1159,6 @@
           <w:b/>
           <w:bCs/>
         </w:rPr>
-        <w:lastRenderedPageBreak/>
         <w:t>2.0 Core Mechanism</w:t>
       </w:r>
     </w:p>
@@ -1345,21 +1241,8 @@
         <w:rPr>
           <w:rFonts w:ascii="Aptos" w:hAnsi="Aptos"/>
         </w:rPr>
-        <w:t xml:space="preserve">At the heart of Harmonic Convergence Dynamics (HCD) is the premise that cognition and emotion are temporally entangled systems governed by oscillatory resonance. The brain continuously generates affective signals — harmonic markers — that modulate the timing, intensity, and stability of cognitive processes. These markers form a layered signal network that guides </w:t>
-      </w:r>
-      <w:proofErr w:type="gramStart"/>
-      <w:r>
-        <w:rPr>
-          <w:rFonts w:ascii="Aptos" w:hAnsi="Aptos"/>
-        </w:rPr>
-        <w:t>the prioritization</w:t>
-      </w:r>
-      <w:proofErr w:type="gramEnd"/>
-      <w:r>
-        <w:rPr>
-          <w:rFonts w:ascii="Aptos" w:hAnsi="Aptos"/>
-        </w:rPr>
-        <w:t>, persistence, or inhibition of intentional states based on real-time affective alignment.</w:t>
+        <w:lastRenderedPageBreak/>
+        <w:t>At the heart of Harmonic Convergence Dynamics (HCD) is the premise that cognition and emotion are temporally entangled systems governed by oscillatory resonance. The brain continuously generates affective signals — harmonic markers — that modulate the timing, intensity, and stability of cognitive processes. These markers form a layered signal network that guides the prioritization, persistence, or inhibition of intentional states based on real-time affective alignment.</w:t>
       </w:r>
     </w:p>
     <w:p>
@@ -1607,21 +1490,7 @@
         <w:rPr>
           <w:rFonts w:ascii="Aptos" w:hAnsi="Aptos"/>
         </w:rPr>
-        <w:t xml:space="preserve">Harmonic markers are periodic, predictive pulses that encode affective weight (urgency, valence, motivational intensity). These signals emerge from emotionally modulated neural circuits and function as temporal tags that highlight moments of significance. Markers are layered across multiple </w:t>
-      </w:r>
-      <w:proofErr w:type="gramStart"/>
-      <w:r>
-        <w:rPr>
-          <w:rFonts w:ascii="Aptos" w:hAnsi="Aptos"/>
-        </w:rPr>
-        <w:t>time-scales</w:t>
-      </w:r>
-      <w:proofErr w:type="gramEnd"/>
-      <w:r>
-        <w:rPr>
-          <w:rFonts w:ascii="Aptos" w:hAnsi="Aptos"/>
-        </w:rPr>
-        <w:t xml:space="preserve"> for both rapid adaptation and sustained goal pursuit.</w:t>
+        <w:t>Harmonic markers are periodic, predictive pulses that encode affective weight (urgency, valence, motivational intensity). These signals emerge from emotionally modulated neural circuits and function as temporal tags that highlight moments of significance. Markers are layered across multiple time-scales for both rapid adaptation and sustained goal pursuit.</w:t>
       </w:r>
     </w:p>
     <w:p>
@@ -2117,7 +1986,6 @@
           <w:b/>
           <w:bCs/>
         </w:rPr>
-        <w:lastRenderedPageBreak/>
         <w:t>2.3 Divergence-Driven Realignment</w:t>
       </w:r>
     </w:p>
@@ -2200,6 +2068,7 @@
         <w:rPr>
           <w:rFonts w:ascii="Aptos" w:hAnsi="Aptos"/>
         </w:rPr>
+        <w:lastRenderedPageBreak/>
         <w:t>When phase mismatch becomes too large, the CPE triggers a divergence response. It reduces the weight of unstable signals and initiates resynchronization loops until convergence is re-established.</w:t>
       </w:r>
     </w:p>
@@ -3710,21 +3579,7 @@
         <w:rPr>
           <w:rFonts w:ascii="Aptos" w:hAnsi="Aptos"/>
         </w:rPr>
-        <w:t xml:space="preserve">Prediction: Exposure to structured temporal stimuli (binaural beats, pulsed light, synchronized breath cues) will restore internal harmonic alignment </w:t>
-      </w:r>
-      <w:proofErr w:type="gramStart"/>
-      <w:r>
-        <w:rPr>
-          <w:rFonts w:ascii="Aptos" w:hAnsi="Aptos"/>
-        </w:rPr>
-        <w:t>in</w:t>
-      </w:r>
-      <w:proofErr w:type="gramEnd"/>
-      <w:r>
-        <w:rPr>
-          <w:rFonts w:ascii="Aptos" w:hAnsi="Aptos"/>
-        </w:rPr>
-        <w:t xml:space="preserve"> cognitively or emotionally destabilized individuals.</w:t>
+        <w:t>Prediction: Exposure to structured temporal stimuli (binaural beats, pulsed light, synchronized breath cues) will restore internal harmonic alignment in cognitively or emotionally destabilized individuals.</w:t>
       </w:r>
     </w:p>
     <w:p>
@@ -4797,21 +4652,7 @@
         <w:rPr>
           <w:rFonts w:ascii="Aptos" w:hAnsi="Aptos"/>
         </w:rPr>
-        <w:t xml:space="preserve">The inclusion of clear phase-locking mechanics, resonance arbitration logic, and directly testable predictions </w:t>
-      </w:r>
-      <w:proofErr w:type="gramStart"/>
-      <w:r>
-        <w:rPr>
-          <w:rFonts w:ascii="Aptos" w:hAnsi="Aptos"/>
-        </w:rPr>
-        <w:t>positions</w:t>
-      </w:r>
-      <w:proofErr w:type="gramEnd"/>
-      <w:r>
-        <w:rPr>
-          <w:rFonts w:ascii="Aptos" w:hAnsi="Aptos"/>
-        </w:rPr>
-        <w:t xml:space="preserve"> HCD as a bridge between oscillatory neuroscience and broader models of volition and consciousness. While further refinement of </w:t>
+        <w:t xml:space="preserve">The inclusion of clear phase-locking mechanics, resonance arbitration logic, and directly testable predictions positions HCD as a bridge between oscillatory neuroscience and broader models of volition and consciousness. While further refinement of </w:t>
       </w:r>
       <w:r>
         <w:rPr>
@@ -4896,7 +4737,6 @@
           <w:rFonts w:ascii="Aptos" w:eastAsia="Helvetica" w:hAnsi="Aptos" w:cs="Helvetica"/>
         </w:rPr>
       </w:pPr>
-      <w:proofErr w:type="spellStart"/>
       <w:r>
         <w:rPr>
           <w:rFonts w:ascii="Aptos" w:hAnsi="Aptos"/>
@@ -4906,7 +4746,6 @@
         </w:rPr>
         <w:t>References</w:t>
       </w:r>
-      <w:proofErr w:type="spellEnd"/>
     </w:p>
     <w:p>
       <w:pPr>
@@ -4996,27 +4835,7 @@
           <w:iCs/>
           <w:lang w:val="fr-FR"/>
         </w:rPr>
-        <w:t xml:space="preserve">Dialogues in </w:t>
-      </w:r>
-      <w:proofErr w:type="spellStart"/>
-      <w:r>
-        <w:rPr>
-          <w:rFonts w:ascii="Aptos" w:hAnsi="Aptos"/>
-          <w:i/>
-          <w:iCs/>
-          <w:lang w:val="fr-FR"/>
-        </w:rPr>
-        <w:t>Clinical</w:t>
-      </w:r>
-      <w:proofErr w:type="spellEnd"/>
-      <w:r>
-        <w:rPr>
-          <w:rFonts w:ascii="Aptos" w:hAnsi="Aptos"/>
-          <w:i/>
-          <w:iCs/>
-          <w:lang w:val="fr-FR"/>
-        </w:rPr>
-        <w:t xml:space="preserve"> Neuroscience</w:t>
+        <w:t>Dialogues in Clinical Neuroscience</w:t>
       </w:r>
       <w:r>
         <w:rPr>
@@ -5024,7 +4843,7 @@
         </w:rPr>
         <w:t xml:space="preserve">, 15(3), 291–300. </w:t>
       </w:r>
-      <w:hyperlink r:id="rId8" w:history="1">
+      <w:hyperlink r:id="rId11" w:history="1">
         <w:r>
           <w:rPr>
             <w:rStyle w:val="Hyperlink0"/>
@@ -5114,23 +4933,9 @@
         <w:rPr>
           <w:rFonts w:ascii="Aptos" w:hAnsi="Aptos"/>
         </w:rPr>
-        <w:t xml:space="preserve">Brisart, J. (2025). The Brisart Format: A Standardized Template for Theoretical, Conceptual, and Methodological Manuscripts (Version v2). </w:t>
-      </w:r>
-      <w:proofErr w:type="spellStart"/>
-      <w:r>
-        <w:rPr>
-          <w:rFonts w:ascii="Aptos" w:hAnsi="Aptos"/>
-        </w:rPr>
-        <w:t>Zenodo</w:t>
-      </w:r>
-      <w:proofErr w:type="spellEnd"/>
-      <w:r>
-        <w:rPr>
-          <w:rFonts w:ascii="Aptos" w:hAnsi="Aptos"/>
-        </w:rPr>
-        <w:t xml:space="preserve">. </w:t>
-      </w:r>
-      <w:hyperlink r:id="rId9" w:history="1">
+        <w:t xml:space="preserve">Brisart, J. (2025). The Brisart Format: A Standardized Template for Theoretical, Conceptual, and Methodological Manuscripts (Version v2). Zenodo. </w:t>
+      </w:r>
+      <w:hyperlink r:id="rId12" w:history="1">
         <w:r>
           <w:rPr>
             <w:rStyle w:val="Hyperlink0"/>
@@ -5215,33 +5020,11 @@
           <w:rFonts w:ascii="Aptos" w:eastAsia="Helvetica" w:hAnsi="Aptos" w:cs="Helvetica"/>
         </w:rPr>
       </w:pPr>
-      <w:proofErr w:type="spellStart"/>
-      <w:r>
-        <w:rPr>
-          <w:rFonts w:ascii="Aptos" w:hAnsi="Aptos"/>
-        </w:rPr>
-        <w:t>Buzsáki</w:t>
-      </w:r>
-      <w:proofErr w:type="spellEnd"/>
-      <w:r>
-        <w:rPr>
-          <w:rFonts w:ascii="Aptos" w:hAnsi="Aptos"/>
-        </w:rPr>
-        <w:t xml:space="preserve">, G., &amp; </w:t>
-      </w:r>
-      <w:proofErr w:type="spellStart"/>
-      <w:r>
-        <w:rPr>
-          <w:rFonts w:ascii="Aptos" w:hAnsi="Aptos"/>
-        </w:rPr>
-        <w:t>Draguhn</w:t>
-      </w:r>
-      <w:proofErr w:type="spellEnd"/>
-      <w:r>
-        <w:rPr>
-          <w:rFonts w:ascii="Aptos" w:hAnsi="Aptos"/>
-        </w:rPr>
-        <w:t xml:space="preserve">, A. (2004). Neuronal oscillations in cortical networks. </w:t>
+      <w:r>
+        <w:rPr>
+          <w:rFonts w:ascii="Aptos" w:hAnsi="Aptos"/>
+        </w:rPr>
+        <w:t xml:space="preserve">Buzsáki, G., &amp; Draguhn, A. (2004). Neuronal oscillations in cortical networks. </w:t>
       </w:r>
       <w:r>
         <w:rPr>
@@ -5257,7 +5040,7 @@
         </w:rPr>
         <w:t xml:space="preserve">, 304(5679), 1926–1929. </w:t>
       </w:r>
-      <w:hyperlink r:id="rId10" w:history="1">
+      <w:hyperlink r:id="rId13" w:history="1">
         <w:r>
           <w:rPr>
             <w:rStyle w:val="Hyperlink0"/>
@@ -5355,27 +5138,7 @@
           <w:iCs/>
           <w:lang w:val="fr-FR"/>
         </w:rPr>
-        <w:t xml:space="preserve">Nature </w:t>
-      </w:r>
-      <w:proofErr w:type="spellStart"/>
-      <w:r>
-        <w:rPr>
-          <w:rFonts w:ascii="Aptos" w:hAnsi="Aptos"/>
-          <w:i/>
-          <w:iCs/>
-          <w:lang w:val="fr-FR"/>
-        </w:rPr>
-        <w:t>Reviews</w:t>
-      </w:r>
-      <w:proofErr w:type="spellEnd"/>
-      <w:r>
-        <w:rPr>
-          <w:rFonts w:ascii="Aptos" w:hAnsi="Aptos"/>
-          <w:i/>
-          <w:iCs/>
-          <w:lang w:val="fr-FR"/>
-        </w:rPr>
-        <w:t xml:space="preserve"> Neuroscience</w:t>
+        <w:t>Nature Reviews Neuroscience</w:t>
       </w:r>
       <w:r>
         <w:rPr>
@@ -5383,7 +5146,7 @@
         </w:rPr>
         <w:t xml:space="preserve">, 12(2), 105–118. </w:t>
       </w:r>
-      <w:hyperlink r:id="rId11" w:history="1">
+      <w:hyperlink r:id="rId14" w:history="1">
         <w:r>
           <w:rPr>
             <w:rStyle w:val="Hyperlink0"/>
@@ -5488,7 +5251,7 @@
         </w:rPr>
         <w:t xml:space="preserve">, 9(10), 474–480. </w:t>
       </w:r>
-      <w:hyperlink r:id="rId12" w:history="1">
+      <w:hyperlink r:id="rId15" w:history="1">
         <w:r>
           <w:rPr>
             <w:rStyle w:val="Hyperlink0"/>
@@ -5593,7 +5356,7 @@
         </w:rPr>
         <w:t xml:space="preserve">, 16(12), 606–617. </w:t>
       </w:r>
-      <w:hyperlink r:id="rId13" w:history="1">
+      <w:hyperlink r:id="rId16" w:history="1">
         <w:r>
           <w:rPr>
             <w:rStyle w:val="Hyperlink0"/>
@@ -5683,21 +5446,7 @@
           <w:rFonts w:ascii="Aptos" w:hAnsi="Aptos"/>
         </w:rPr>
         <w:lastRenderedPageBreak/>
-        <w:t xml:space="preserve">Lakatos, P., </w:t>
-      </w:r>
-      <w:proofErr w:type="spellStart"/>
-      <w:r>
-        <w:rPr>
-          <w:rFonts w:ascii="Aptos" w:hAnsi="Aptos"/>
-        </w:rPr>
-        <w:t>Karmos</w:t>
-      </w:r>
-      <w:proofErr w:type="spellEnd"/>
-      <w:r>
-        <w:rPr>
-          <w:rFonts w:ascii="Aptos" w:hAnsi="Aptos"/>
-        </w:rPr>
-        <w:t xml:space="preserve">, G., Mehta, A. D., Ulbert, I., &amp; Schroeder, C. E. (2008). Entrainment of neuronal oscillations as a mechanism of attentional selection. </w:t>
+        <w:t xml:space="preserve">Lakatos, P., Karmos, G., Mehta, A. D., Ulbert, I., &amp; Schroeder, C. E. (2008). Entrainment of neuronal oscillations as a mechanism of attentional selection. </w:t>
       </w:r>
       <w:r>
         <w:rPr>
@@ -5713,7 +5462,7 @@
         </w:rPr>
         <w:t xml:space="preserve">, 320(5872), 110–113. </w:t>
       </w:r>
-      <w:hyperlink r:id="rId14" w:history="1">
+      <w:hyperlink r:id="rId17" w:history="1">
         <w:r>
           <w:rPr>
             <w:rStyle w:val="Hyperlink0"/>
@@ -5819,46 +5568,15 @@
         </w:rPr>
         <w:t xml:space="preserve">, 61(2), 168–185. </w:t>
       </w:r>
-      <w:r>
-        <w:rPr>
-          <w:rStyle w:val="Hyperlink0"/>
-          <w:rFonts w:ascii="Aptos" w:hAnsi="Aptos"/>
-        </w:rPr>
-        <w:fldChar w:fldCharType="begin"/>
-      </w:r>
-      <w:r>
-        <w:rPr>
-          <w:rStyle w:val="Hyperlink0"/>
-          <w:rFonts w:ascii="Aptos" w:eastAsia="Helvetica" w:hAnsi="Aptos" w:cs="Helvetica"/>
-        </w:rPr>
-        <w:instrText xml:space="preserve"> HYPERLINK "https://doi.org/10.1016/j.neuron.2009.01.002"</w:instrText>
-      </w:r>
-      <w:r>
-        <w:rPr>
-          <w:rStyle w:val="Hyperlink0"/>
-          <w:rFonts w:ascii="Aptos" w:hAnsi="Aptos"/>
-        </w:rPr>
-      </w:r>
-      <w:r>
-        <w:rPr>
-          <w:rStyle w:val="Hyperlink0"/>
-          <w:rFonts w:ascii="Aptos" w:hAnsi="Aptos"/>
-        </w:rPr>
-        <w:fldChar w:fldCharType="separate"/>
-      </w:r>
-      <w:r>
-        <w:rPr>
-          <w:rStyle w:val="Hyperlink0"/>
-          <w:rFonts w:ascii="Aptos" w:hAnsi="Aptos"/>
-        </w:rPr>
-        <w:t>https://doi.org/10.1016/j.neuron.2009.01.002</w:t>
-      </w:r>
-      <w:r>
-        <w:rPr>
-          <w:rFonts w:ascii="Aptos" w:eastAsia="Helvetica" w:hAnsi="Aptos" w:cs="Helvetica"/>
-        </w:rPr>
-        <w:fldChar w:fldCharType="end"/>
-      </w:r>
+      <w:hyperlink r:id="rId18" w:history="1">
+        <w:r>
+          <w:rPr>
+            <w:rStyle w:val="Hyperlink0"/>
+            <w:rFonts w:ascii="Aptos" w:hAnsi="Aptos"/>
+          </w:rPr>
+          <w:t>https://doi.org/10.1016/j.neuron.2009.01.002</w:t>
+        </w:r>
+      </w:hyperlink>
     </w:p>
     <w:p>
       <w:pPr>
@@ -5939,21 +5657,7 @@
         <w:rPr>
           <w:rFonts w:ascii="Aptos" w:hAnsi="Aptos"/>
         </w:rPr>
-        <w:t xml:space="preserve">Sadaghiani, S., &amp; Kleinschmidt, A. (2016). Brain networks and </w:t>
-      </w:r>
-      <w:proofErr w:type="gramStart"/>
-      <w:r>
-        <w:rPr>
-          <w:rFonts w:ascii="Aptos" w:hAnsi="Aptos"/>
-        </w:rPr>
-        <w:t>alpha-oscillations</w:t>
-      </w:r>
-      <w:proofErr w:type="gramEnd"/>
-      <w:r>
-        <w:rPr>
-          <w:rFonts w:ascii="Aptos" w:hAnsi="Aptos"/>
-        </w:rPr>
-        <w:t xml:space="preserve">: Structural and functional foundations of cognitive control. </w:t>
+        <w:t xml:space="preserve">Sadaghiani, S., &amp; Kleinschmidt, A. (2016). Brain networks and alpha-oscillations: Structural and functional foundations of cognitive control. </w:t>
       </w:r>
       <w:r>
         <w:rPr>
@@ -5969,7 +5673,7 @@
         </w:rPr>
         <w:t xml:space="preserve">, 20(11), 805–817. </w:t>
       </w:r>
-      <w:hyperlink r:id="rId15" w:history="1">
+      <w:hyperlink r:id="rId19" w:history="1">
         <w:r>
           <w:rPr>
             <w:rStyle w:val="Hyperlink0"/>
@@ -6074,7 +5778,7 @@
         </w:rPr>
         <w:t xml:space="preserve">, 2, 170. </w:t>
       </w:r>
-      <w:hyperlink r:id="rId16" w:history="1">
+      <w:hyperlink r:id="rId20" w:history="1">
         <w:r>
           <w:rPr>
             <w:rStyle w:val="Hyperlink0"/>
@@ -6085,8 +5789,8 @@
       </w:hyperlink>
     </w:p>
     <w:sectPr>
-      <w:headerReference w:type="default" r:id="rId17"/>
-      <w:footerReference w:type="default" r:id="rId18"/>
+      <w:headerReference w:type="default" r:id="rId21"/>
+      <w:footerReference w:type="default" r:id="rId22"/>
       <w:pgSz w:w="12240" w:h="15840"/>
       <w:pgMar w:top="1440" w:right="1440" w:bottom="1440" w:left="1440" w:header="720" w:footer="720" w:gutter="0"/>
       <w:pgNumType w:start="1"/>
@@ -7951,15 +7655,6 @@
 </file>
 
 <file path=customXml/item2.xml><?xml version="1.0" encoding="utf-8"?>
-<?mso-contentType ?>
-<FormTemplates xmlns="http://schemas.microsoft.com/sharepoint/v3/contenttype/forms">
-  <Display>DocumentLibraryForm</Display>
-  <Edit>DocumentLibraryForm</Edit>
-  <New>DocumentLibraryForm</New>
-</FormTemplates>
-</file>
-
-<file path=customXml/item3.xml><?xml version="1.0" encoding="utf-8"?>
 <p:properties xmlns:p="http://schemas.microsoft.com/office/2006/metadata/properties" xmlns:xsi="http://www.w3.org/2001/XMLSchema-instance" xmlns:pc="http://schemas.microsoft.com/office/infopath/2007/PartnerControls">
   <documentManagement>
     <TaxCatchAll xmlns="ce5264cd-2933-4f1d-9ccf-564f0c8f34c0" xsi:nil="true"/>
@@ -7970,14 +7665,49 @@
 </p:properties>
 </file>
 
+<file path=customXml/item3.xml><?xml version="1.0" encoding="utf-8"?>
+<?mso-contentType ?>
+<FormTemplates xmlns="http://schemas.microsoft.com/sharepoint/v3/contenttype/forms">
+  <Display>DocumentLibraryForm</Display>
+  <Edit>DocumentLibraryForm</Edit>
+  <New>DocumentLibraryForm</New>
+</FormTemplates>
+</file>
+
 <file path=customXml/itemProps1.xml><?xml version="1.0" encoding="utf-8"?>
-<ds:datastoreItem xmlns:ds="http://schemas.openxmlformats.org/officeDocument/2006/customXml" ds:itemID="{485C40B7-C387-401A-A8E0-1E7B8F2D9693}"/>
+<ds:datastoreItem xmlns:ds="http://schemas.openxmlformats.org/officeDocument/2006/customXml" ds:itemID="{485C40B7-C387-401A-A8E0-1E7B8F2D9693}">
+  <ds:schemaRefs>
+    <ds:schemaRef ds:uri="http://schemas.microsoft.com/office/2006/metadata/contentType"/>
+    <ds:schemaRef ds:uri="http://schemas.microsoft.com/office/2006/metadata/properties/metaAttributes"/>
+    <ds:schemaRef ds:uri="http://www.w3.org/2001/XMLSchema"/>
+    <ds:schemaRef ds:uri="http://schemas.microsoft.com/office/2006/metadata/properties"/>
+    <ds:schemaRef ds:uri="40915466-697b-4597-97a8-8ce3ba18083c"/>
+    <ds:schemaRef ds:uri="ce5264cd-2933-4f1d-9ccf-564f0c8f34c0"/>
+    <ds:schemaRef ds:uri="http://schemas.microsoft.com/office/2006/documentManagement/types"/>
+    <ds:schemaRef ds:uri="http://schemas.microsoft.com/office/infopath/2007/PartnerControls"/>
+    <ds:schemaRef ds:uri="http://schemas.openxmlformats.org/package/2006/metadata/core-properties"/>
+    <ds:schemaRef ds:uri="http://purl.org/dc/elements/1.1/"/>
+    <ds:schemaRef ds:uri="http://purl.org/dc/terms/"/>
+    <ds:schemaRef ds:uri="http://schemas.microsoft.com/internal/obd"/>
+  </ds:schemaRefs>
+</ds:datastoreItem>
 </file>
 
 <file path=customXml/itemProps2.xml><?xml version="1.0" encoding="utf-8"?>
-<ds:datastoreItem xmlns:ds="http://schemas.openxmlformats.org/officeDocument/2006/customXml" ds:itemID="{CEF15F47-F5A4-48EF-B736-FC9F66300E8C}"/>
+<ds:datastoreItem xmlns:ds="http://schemas.openxmlformats.org/officeDocument/2006/customXml" ds:itemID="{F0C22214-C3D9-46DB-B89E-1B73393D54B0}">
+  <ds:schemaRefs>
+    <ds:schemaRef ds:uri="http://schemas.microsoft.com/office/2006/metadata/properties"/>
+    <ds:schemaRef ds:uri="http://schemas.microsoft.com/office/infopath/2007/PartnerControls"/>
+    <ds:schemaRef ds:uri="ce5264cd-2933-4f1d-9ccf-564f0c8f34c0"/>
+    <ds:schemaRef ds:uri="40915466-697b-4597-97a8-8ce3ba18083c"/>
+  </ds:schemaRefs>
+</ds:datastoreItem>
 </file>
 
 <file path=customXml/itemProps3.xml><?xml version="1.0" encoding="utf-8"?>
-<ds:datastoreItem xmlns:ds="http://schemas.openxmlformats.org/officeDocument/2006/customXml" ds:itemID="{F0C22214-C3D9-46DB-B89E-1B73393D54B0}"/>
+<ds:datastoreItem xmlns:ds="http://schemas.openxmlformats.org/officeDocument/2006/customXml" ds:itemID="{CEF15F47-F5A4-48EF-B736-FC9F66300E8C}">
+  <ds:schemaRefs>
+    <ds:schemaRef ds:uri="http://schemas.microsoft.com/sharepoint/v3/contenttype/forms"/>
+  </ds:schemaRefs>
+</ds:datastoreItem>
 </file>